--- a/docs/design/童映Kindo_交互设计_v0.3.6.docx
+++ b/docs/design/童映Kindo_交互设计_v0.3.6.docx
@@ -3894,6 +3894,12 @@
           <w:sz w:val="18"/>
         </w:rPr>
         <w:t>├─ AI 模型（Provider 页面全量管理：添加/编辑/删除/测试 / active model 选择）</w:t>
+      </w:r>
+    </w:p>
+    <w:p>
+      <w:pPr/>
+      <w:r>
+        <w:t>├─ 家长声音（朗读指定文本约 10 秒录入，AI 回复以家长声音播报；删除即恢复系统音——TTS-005~007，克隆服务不可用自动回退）</w:t>
       </w:r>
     </w:p>
     <w:p>

--- a/docs/design/童映Kindo_交互设计_v0.3.6.docx
+++ b/docs/design/童映Kindo_交互设计_v0.3.6.docx
@@ -3054,6 +3054,13 @@
                 <w:sz w:val="18"/>
               </w:rPr>
               <w:t>Context Assembler 提供刚播内容主题/角色/剧情线索与允许类型；AI 生成开场与选项</w:t>
+            </w:r>
+            <w:r>
+              <w:rPr>
+                <w:rFonts w:ascii="Calibri" w:hAnsi="Calibri" w:eastAsia="微软雅黑"/>
+                <w:sz w:val="18"/>
+              </w:rPr>
+              <w:t>。开场白朗读（2026-08-31）：家长声音克隆优先（offer 携带预合成音频）、未配置/失败回退系统语音；选择/拒绝/完成即停止朗读</w:t>
             </w:r>
           </w:p>
         </w:tc>

--- a/docs/design/童映Kindo_交互设计_v0.3.6.docx
+++ b/docs/design/童映Kindo_交互设计_v0.3.6.docx
@@ -878,7 +878,7 @@
                 <w:rFonts w:ascii="Calibri" w:hAnsi="Calibri" w:eastAsia="微软雅黑"/>
                 <w:sz w:val="18"/>
               </w:rPr>
-              <w:t>首页与播放器持续提供明显的“和 AI 说话”入口；不依赖常驻唤醒词。</w:t>
+              <w:t>首页与播放器持续提供明显的“和小熊说话”入口；不依赖常驻唤醒词。</w:t>
             </w:r>
           </w:p>
         </w:tc>
@@ -1284,7 +1284,7 @@
           <w:rFonts w:ascii="Consolas" w:hAnsi="Consolas" w:eastAsia="Consolas"/>
           <w:sz w:val="18"/>
         </w:rPr>
-        <w:t>│  [🎤 和 AI 说话]（大按钮 + 呼吸动画）                 │</w:t>
+        <w:t>│  [🎤 和小熊说话]（大按钮 + 呼吸动画）                 │</w:t>
       </w:r>
     </w:p>
     <w:p>
@@ -1484,7 +1484,7 @@
           <w:rFonts w:ascii="Calibri" w:hAnsi="Calibri" w:eastAsia="微软雅黑"/>
           <w:sz w:val="21"/>
         </w:rPr>
-        <w:t>首页首个可聚焦元素为“和 AI 说话”，但不阻止儿童直接 D-pad 浏览；“全部内容”大入口卡紧随其下（1 次 DOWN 即达），旁附“探索”小卡直达第一个探索主题。</w:t>
+        <w:t>首页首个可聚焦元素为“和小熊说话”，但不阻止儿童直接 D-pad 浏览；“全部内容”大入口卡紧随其下（1 次 DOWN 即达），旁附“探索”小卡直达第一个探索主题。</w:t>
       </w:r>
     </w:p>
     <w:p>
@@ -3113,7 +3113,7 @@
                 <w:rFonts w:ascii="Calibri" w:hAnsi="Calibri" w:eastAsia="微软雅黑"/>
                 <w:sz w:val="18"/>
               </w:rPr>
-              <w:t>与普通对话一致的听/想/说循环 + 右上角柔和的剩余时间提示</w:t>
+              <w:t>与普通对话一致的听/想/说循环 + 右上角柔和的剩余时间提示（分钟粒度儿童文案：还能聊 N 分钟/马上就要结束啦/时间到啦，不用 M:SS）</w:t>
             </w:r>
           </w:p>
         </w:tc>

--- a/docs/design/童映Kindo_交互设计_v0.3.6.docx
+++ b/docs/design/童映Kindo_交互设计_v0.3.6.docx
@@ -2569,7 +2569,7 @@
                 <w:rFonts w:ascii="Calibri" w:hAnsi="Calibri" w:eastAsia="微软雅黑"/>
                 <w:sz w:val="18"/>
               </w:rPr>
-              <w:t>TV 横向 Row 的元素总宽按 1280dp 屏宽预算；顶栏只放标题+单一动作，分类 chips 独占标题下方一整行；导航返回不设屏上按钮，一律遥控器 BACK（v0.3.5，TV-002）。</w:t>
+              <w:t>TV 横向 Row 的元素总宽按 1280dp 屏宽预算；顶栏只放标题+单一动作，分类 chips 独占标题下方一整行；导航返回不设屏上按钮，一律遥控器 BACK（v0.3.5，TV-002）；找一找页顶栏不挂语音按钮（页内主角卡「说出你想看的」即语音入口，同功能双按钮冗余，2026-08-31 修订）。</w:t>
             </w:r>
           </w:p>
         </w:tc>
